--- a/instructors/circ-fair-bio-practice-day-3.docx
+++ b/instructors/circ-fair-bio-practice-day-3.docx
@@ -130,9 +130,8 @@
           <w:szCs w:val="23"/>
           <w:lang w:val="es-ES"/>
         </w:rPr>
-        <w:t>MODEL ORGANISMS (</w:t>
-      </w:r>
-      <w:proofErr w:type="spellStart"/>
+        <w:t>MODEL ORGANISMS (Arabidop</w:t>
+      </w:r>
       <w:r>
         <w:rPr>
           <w:rFonts w:ascii="Open Sans" w:hAnsi="Open Sans" w:cs="Open Sans"/>
@@ -141,9 +140,8 @@
           <w:szCs w:val="23"/>
           <w:lang w:val="es-ES"/>
         </w:rPr>
-        <w:t>Arabidopis</w:t>
-      </w:r>
-      <w:proofErr w:type="spellEnd"/>
+        <w:t>s</w:t>
+      </w:r>
       <w:r>
         <w:rPr>
           <w:rFonts w:ascii="Open Sans" w:hAnsi="Open Sans" w:cs="Open Sans"/>
@@ -152,73 +150,7 @@
           <w:szCs w:val="23"/>
           <w:lang w:val="es-ES"/>
         </w:rPr>
-        <w:t xml:space="preserve">, </w:t>
-      </w:r>
-      <w:proofErr w:type="spellStart"/>
-      <w:r>
-        <w:rPr>
-          <w:rFonts w:ascii="Open Sans" w:hAnsi="Open Sans" w:cs="Open Sans"/>
-          <w:color w:val="485365"/>
-          <w:sz w:val="23"/>
-          <w:szCs w:val="23"/>
-          <w:lang w:val="es-ES"/>
-        </w:rPr>
-        <w:t>Zebra</w:t>
-      </w:r>
-      <w:proofErr w:type="spellEnd"/>
-      <w:r>
-        <w:rPr>
-          <w:rFonts w:ascii="Open Sans" w:hAnsi="Open Sans" w:cs="Open Sans"/>
-          <w:color w:val="485365"/>
-          <w:sz w:val="23"/>
-          <w:szCs w:val="23"/>
-          <w:lang w:val="es-ES"/>
-        </w:rPr>
-        <w:t xml:space="preserve"> </w:t>
-      </w:r>
-      <w:proofErr w:type="spellStart"/>
-      <w:r>
-        <w:rPr>
-          <w:rFonts w:ascii="Open Sans" w:hAnsi="Open Sans" w:cs="Open Sans"/>
-          <w:color w:val="485365"/>
-          <w:sz w:val="23"/>
-          <w:szCs w:val="23"/>
-          <w:lang w:val="es-ES"/>
-        </w:rPr>
-        <w:t>fish</w:t>
-      </w:r>
-      <w:proofErr w:type="spellEnd"/>
-      <w:r>
-        <w:rPr>
-          <w:rFonts w:ascii="Open Sans" w:hAnsi="Open Sans" w:cs="Open Sans"/>
-          <w:color w:val="485365"/>
-          <w:sz w:val="23"/>
-          <w:szCs w:val="23"/>
-          <w:lang w:val="es-ES"/>
-        </w:rPr>
-        <w:t xml:space="preserve"> </w:t>
-      </w:r>
-      <w:proofErr w:type="spellStart"/>
-      <w:r>
-        <w:rPr>
-          <w:rFonts w:ascii="Open Sans" w:hAnsi="Open Sans" w:cs="Open Sans"/>
-          <w:color w:val="485365"/>
-          <w:sz w:val="23"/>
-          <w:szCs w:val="23"/>
-          <w:lang w:val="es-ES"/>
-        </w:rPr>
-        <w:t>etc</w:t>
-      </w:r>
-      <w:proofErr w:type="spellEnd"/>
-      <w:r>
-        <w:rPr>
-          <w:rFonts w:ascii="Open Sans" w:hAnsi="Open Sans" w:cs="Open Sans"/>
-          <w:color w:val="485365"/>
-          <w:sz w:val="23"/>
-          <w:szCs w:val="23"/>
-          <w:lang w:val="es-ES"/>
-        </w:rPr>
-        <w:t>):</w:t>
+        <w:t>is, Zebra fish etc):</w:t>
       </w:r>
     </w:p>
     <w:p>
@@ -315,7 +247,6 @@
           <w:lang w:val="es-ES"/>
         </w:rPr>
       </w:pPr>
-      <w:proofErr w:type="spellStart"/>
       <w:r>
         <w:rPr>
           <w:rFonts w:ascii="Open Sans" w:hAnsi="Open Sans" w:cs="Open Sans"/>
@@ -324,62 +255,7 @@
           <w:szCs w:val="23"/>
           <w:lang w:val="es-ES"/>
         </w:rPr>
-        <w:t>Ambient-like</w:t>
-      </w:r>
-      <w:proofErr w:type="spellEnd"/>
-      <w:r>
-        <w:rPr>
-          <w:rFonts w:ascii="Open Sans" w:hAnsi="Open Sans" w:cs="Open Sans"/>
-          <w:color w:val="485365"/>
-          <w:sz w:val="23"/>
-          <w:szCs w:val="23"/>
-          <w:lang w:val="es-ES"/>
-        </w:rPr>
-        <w:t xml:space="preserve"> </w:t>
-      </w:r>
-      <w:proofErr w:type="spellStart"/>
-      <w:r>
-        <w:rPr>
-          <w:rFonts w:ascii="Open Sans" w:hAnsi="Open Sans" w:cs="Open Sans"/>
-          <w:color w:val="485365"/>
-          <w:sz w:val="23"/>
-          <w:szCs w:val="23"/>
-          <w:lang w:val="es-ES"/>
-        </w:rPr>
-        <w:t>projects</w:t>
-      </w:r>
-      <w:proofErr w:type="spellEnd"/>
-      <w:r>
-        <w:rPr>
-          <w:rFonts w:ascii="Open Sans" w:hAnsi="Open Sans" w:cs="Open Sans"/>
-          <w:color w:val="485365"/>
-          <w:sz w:val="23"/>
-          <w:szCs w:val="23"/>
-          <w:lang w:val="es-ES"/>
-        </w:rPr>
-        <w:t xml:space="preserve"> (</w:t>
-      </w:r>
-      <w:proofErr w:type="spellStart"/>
-      <w:r>
-        <w:rPr>
-          <w:rFonts w:ascii="Open Sans" w:hAnsi="Open Sans" w:cs="Open Sans"/>
-          <w:color w:val="485365"/>
-          <w:sz w:val="23"/>
-          <w:szCs w:val="23"/>
-          <w:lang w:val="es-ES"/>
-        </w:rPr>
-        <w:t>Somnofy</w:t>
-      </w:r>
-      <w:proofErr w:type="spellEnd"/>
-      <w:r>
-        <w:rPr>
-          <w:rFonts w:ascii="Open Sans" w:hAnsi="Open Sans" w:cs="Open Sans"/>
-          <w:color w:val="485365"/>
-          <w:sz w:val="23"/>
-          <w:szCs w:val="23"/>
-          <w:lang w:val="es-ES"/>
-        </w:rPr>
-        <w:t>):</w:t>
+        <w:t>Ambient-like projects (Somnofy):</w:t>
       </w:r>
     </w:p>
     <w:p>
@@ -484,29 +360,7 @@
           <w:szCs w:val="23"/>
           <w:lang w:val="en-GB"/>
         </w:rPr>
-        <w:t>HUMAN DATA (</w:t>
-      </w:r>
-      <w:proofErr w:type="spellStart"/>
-      <w:r>
-        <w:rPr>
-          <w:rFonts w:ascii="Open Sans" w:hAnsi="Open Sans" w:cs="Open Sans"/>
-          <w:color w:val="485365"/>
-          <w:sz w:val="23"/>
-          <w:szCs w:val="23"/>
-          <w:lang w:val="en-GB"/>
-        </w:rPr>
-        <w:t>non ambient</w:t>
-      </w:r>
-      <w:proofErr w:type="spellEnd"/>
-      <w:r>
-        <w:rPr>
-          <w:rFonts w:ascii="Open Sans" w:hAnsi="Open Sans" w:cs="Open Sans"/>
-          <w:color w:val="485365"/>
-          <w:sz w:val="23"/>
-          <w:szCs w:val="23"/>
-          <w:lang w:val="en-GB"/>
-        </w:rPr>
-        <w:t xml:space="preserve"> ones </w:t>
+        <w:t xml:space="preserve">HUMAN DATA (non ambient ones </w:t>
       </w:r>
       <w:r>
         <w:rPr>
@@ -757,64 +611,42 @@
         </w:rPr>
         <w:t xml:space="preserve">1. You use </w:t>
       </w:r>
-      <w:proofErr w:type="spellStart"/>
-      <w:r>
-        <w:rPr>
-          <w:rFonts w:ascii="Open Sans" w:hAnsi="Open Sans" w:cs="Open Sans"/>
-          <w:color w:val="485365"/>
-          <w:sz w:val="23"/>
-          <w:szCs w:val="23"/>
-        </w:rPr>
-        <w:t>jupyter</w:t>
-      </w:r>
-      <w:proofErr w:type="spellEnd"/>
-      <w:r>
-        <w:rPr>
-          <w:rFonts w:ascii="Open Sans" w:hAnsi="Open Sans" w:cs="Open Sans"/>
-          <w:color w:val="485365"/>
-          <w:sz w:val="23"/>
-          <w:szCs w:val="23"/>
-        </w:rPr>
-        <w:t xml:space="preserve"> notebooks:</w:t>
-      </w:r>
-    </w:p>
-    <w:p>
-      <w:pPr>
-        <w:rPr>
-          <w:rFonts w:ascii="Open Sans" w:hAnsi="Open Sans" w:cs="Open Sans"/>
-          <w:color w:val="485365"/>
-          <w:sz w:val="23"/>
-          <w:szCs w:val="23"/>
-        </w:rPr>
-      </w:pPr>
-      <w:r>
-        <w:rPr>
-          <w:rFonts w:ascii="Open Sans" w:hAnsi="Open Sans" w:cs="Open Sans"/>
-          <w:color w:val="485365"/>
-          <w:sz w:val="23"/>
-          <w:szCs w:val="23"/>
-        </w:rPr>
-        <w:t xml:space="preserve">2. You sometimes write scripts (bash </w:t>
-      </w:r>
-      <w:proofErr w:type="spellStart"/>
-      <w:r>
-        <w:rPr>
-          <w:rFonts w:ascii="Open Sans" w:hAnsi="Open Sans" w:cs="Open Sans"/>
-          <w:color w:val="485365"/>
-          <w:sz w:val="23"/>
-          <w:szCs w:val="23"/>
-        </w:rPr>
-        <w:t>etc</w:t>
-      </w:r>
-      <w:proofErr w:type="spellEnd"/>
-      <w:r>
-        <w:rPr>
-          <w:rFonts w:ascii="Open Sans" w:hAnsi="Open Sans" w:cs="Open Sans"/>
-          <w:color w:val="485365"/>
-          <w:sz w:val="23"/>
-          <w:szCs w:val="23"/>
-        </w:rPr>
-        <w:t>):</w:t>
+      <w:r>
+        <w:rPr>
+          <w:rFonts w:ascii="Open Sans" w:hAnsi="Open Sans" w:cs="Open Sans"/>
+          <w:color w:val="485365"/>
+          <w:sz w:val="23"/>
+          <w:szCs w:val="23"/>
+        </w:rPr>
+        <w:t>J</w:t>
+      </w:r>
+      <w:r>
+        <w:rPr>
+          <w:rFonts w:ascii="Open Sans" w:hAnsi="Open Sans" w:cs="Open Sans"/>
+          <w:color w:val="485365"/>
+          <w:sz w:val="23"/>
+          <w:szCs w:val="23"/>
+        </w:rPr>
+        <w:t>upyter notebooks:</w:t>
+      </w:r>
+    </w:p>
+    <w:p>
+      <w:pPr>
+        <w:rPr>
+          <w:rFonts w:ascii="Open Sans" w:hAnsi="Open Sans" w:cs="Open Sans"/>
+          <w:color w:val="485365"/>
+          <w:sz w:val="23"/>
+          <w:szCs w:val="23"/>
+        </w:rPr>
+      </w:pPr>
+      <w:r>
+        <w:rPr>
+          <w:rFonts w:ascii="Open Sans" w:hAnsi="Open Sans" w:cs="Open Sans"/>
+          <w:color w:val="485365"/>
+          <w:sz w:val="23"/>
+          <w:szCs w:val="23"/>
+        </w:rPr>
+        <w:t>2. You sometimes write scripts (bash etc):</w:t>
       </w:r>
     </w:p>
     <w:p>
@@ -943,27 +775,7 @@
           <w:sz w:val="35"/>
           <w:szCs w:val="35"/>
         </w:rPr>
-        <w:t xml:space="preserve">Lesson 10: </w:t>
-      </w:r>
-      <w:proofErr w:type="spellStart"/>
-      <w:r>
-        <w:rPr>
-          <w:rFonts w:ascii="Open Sans" w:hAnsi="Open Sans" w:cs="Open Sans"/>
-          <w:color w:val="485365"/>
-          <w:sz w:val="35"/>
-          <w:szCs w:val="35"/>
-        </w:rPr>
-        <w:t>Jupyter</w:t>
-      </w:r>
-      <w:proofErr w:type="spellEnd"/>
-      <w:r>
-        <w:rPr>
-          <w:rFonts w:ascii="Open Sans" w:hAnsi="Open Sans" w:cs="Open Sans"/>
-          <w:color w:val="485365"/>
-          <w:sz w:val="35"/>
-          <w:szCs w:val="35"/>
-        </w:rPr>
-        <w:t xml:space="preserve"> notebooks for reusable data analysis</w:t>
+        <w:t>Lesson 10: Jupyter notebooks for reusable data analysis</w:t>
       </w:r>
     </w:p>
     <w:p>
@@ -996,66 +808,26 @@
           <w:color w:val="485365"/>
           <w:szCs w:val="28"/>
         </w:rPr>
-        <w:t xml:space="preserve">Exercise 1: Basics of </w:t>
-      </w:r>
-      <w:proofErr w:type="spellStart"/>
-      <w:r>
-        <w:rPr>
-          <w:rStyle w:val="b"/>
-          <w:rFonts w:cs="Open Sans"/>
-          <w:color w:val="485365"/>
-          <w:szCs w:val="28"/>
-        </w:rPr>
-        <w:t>Jupyter</w:t>
-      </w:r>
-      <w:proofErr w:type="spellEnd"/>
-      <w:r>
-        <w:rPr>
-          <w:rStyle w:val="b"/>
-          <w:rFonts w:cs="Open Sans"/>
-          <w:color w:val="485365"/>
-          <w:szCs w:val="28"/>
-        </w:rPr>
-        <w:t xml:space="preserve"> Notebooks</w:t>
-      </w:r>
-    </w:p>
-    <w:p>
-      <w:pPr>
-        <w:rPr>
-          <w:rFonts w:ascii="Open Sans" w:hAnsi="Open Sans" w:cs="Open Sans"/>
-          <w:color w:val="485365"/>
-          <w:sz w:val="23"/>
-          <w:szCs w:val="23"/>
-        </w:rPr>
-      </w:pPr>
-      <w:r>
-        <w:rPr>
-          <w:rFonts w:ascii="Open Sans" w:hAnsi="Open Sans" w:cs="Open Sans"/>
-          <w:color w:val="485365"/>
-          <w:sz w:val="23"/>
-          <w:szCs w:val="23"/>
-        </w:rPr>
-        <w:t xml:space="preserve">Open this </w:t>
-      </w:r>
-      <w:proofErr w:type="spellStart"/>
-      <w:r>
-        <w:rPr>
-          <w:rFonts w:ascii="Open Sans" w:hAnsi="Open Sans" w:cs="Open Sans"/>
-          <w:color w:val="485365"/>
-          <w:sz w:val="23"/>
-          <w:szCs w:val="23"/>
-        </w:rPr>
-        <w:t>Jupyter</w:t>
-      </w:r>
-      <w:proofErr w:type="spellEnd"/>
-      <w:r>
-        <w:rPr>
-          <w:rFonts w:ascii="Open Sans" w:hAnsi="Open Sans" w:cs="Open Sans"/>
-          <w:color w:val="485365"/>
-          <w:sz w:val="23"/>
-          <w:szCs w:val="23"/>
-        </w:rPr>
-        <w:t xml:space="preserve"> server: </w:t>
+        <w:t>Exercise 1: Basics of Jupyter Notebooks</w:t>
+      </w:r>
+    </w:p>
+    <w:p>
+      <w:pPr>
+        <w:rPr>
+          <w:rFonts w:ascii="Open Sans" w:hAnsi="Open Sans" w:cs="Open Sans"/>
+          <w:color w:val="485365"/>
+          <w:sz w:val="23"/>
+          <w:szCs w:val="23"/>
+        </w:rPr>
+      </w:pPr>
+      <w:r>
+        <w:rPr>
+          <w:rFonts w:ascii="Open Sans" w:hAnsi="Open Sans" w:cs="Open Sans"/>
+          <w:color w:val="485365"/>
+          <w:sz w:val="23"/>
+          <w:szCs w:val="23"/>
+        </w:rPr>
+        <w:t>Open this Jupyter server: </w:t>
       </w:r>
       <w:hyperlink r:id="rId5" w:history="1">
         <w:r>
@@ -1148,7 +920,7 @@
         </w:rPr>
         <w:t>'demo-</w:t>
       </w:r>
-      <w:proofErr w:type="spellStart"/>
+      <w:proofErr w:type="gramStart"/>
       <w:r>
         <w:rPr>
           <w:rStyle w:val="b"/>
@@ -1161,7 +933,7 @@
         </w:rPr>
         <w:t>analysis.ipynb</w:t>
       </w:r>
-      <w:proofErr w:type="spellEnd"/>
+      <w:proofErr w:type="gramEnd"/>
       <w:r>
         <w:rPr>
           <w:rFonts w:ascii="Open Sans" w:hAnsi="Open Sans" w:cs="Open Sans"/>
@@ -1247,27 +1019,27 @@
           <w:sz w:val="23"/>
           <w:szCs w:val="23"/>
         </w:rPr>
-        <w:t>4.    Change the title of the notebook from -copy number to your initials e.g. “demo-</w:t>
-      </w:r>
-      <w:proofErr w:type="spellStart"/>
-      <w:r>
-        <w:rPr>
-          <w:rFonts w:ascii="Open Sans" w:hAnsi="Open Sans" w:cs="Open Sans"/>
-          <w:color w:val="485365"/>
-          <w:sz w:val="23"/>
-          <w:szCs w:val="23"/>
-        </w:rPr>
-        <w:t>analysis_IB</w:t>
-      </w:r>
-      <w:proofErr w:type="spellEnd"/>
-      <w:r>
-        <w:rPr>
-          <w:rFonts w:ascii="Open Sans" w:hAnsi="Open Sans" w:cs="Open Sans"/>
-          <w:color w:val="485365"/>
-          <w:sz w:val="23"/>
-          <w:szCs w:val="23"/>
-        </w:rPr>
-        <w:t>”</w:t>
+        <w:t xml:space="preserve">4.    Change the title of the notebook from -copy number to your initials </w:t>
+      </w:r>
+      <w:proofErr w:type="gramStart"/>
+      <w:r>
+        <w:rPr>
+          <w:rFonts w:ascii="Open Sans" w:hAnsi="Open Sans" w:cs="Open Sans"/>
+          <w:color w:val="485365"/>
+          <w:sz w:val="23"/>
+          <w:szCs w:val="23"/>
+        </w:rPr>
+        <w:t>e.g.</w:t>
+      </w:r>
+      <w:proofErr w:type="gramEnd"/>
+      <w:r>
+        <w:rPr>
+          <w:rFonts w:ascii="Open Sans" w:hAnsi="Open Sans" w:cs="Open Sans"/>
+          <w:color w:val="485365"/>
+          <w:sz w:val="23"/>
+          <w:szCs w:val="23"/>
+        </w:rPr>
+        <w:t xml:space="preserve"> “demo-analysis_IB”</w:t>
       </w:r>
     </w:p>
     <w:p>
@@ -1620,7 +1392,27 @@
           <w:sz w:val="23"/>
           <w:szCs w:val="23"/>
         </w:rPr>
-        <w:t>1.     Change the author name of the document to your name: Double click on the cell containing the author name and change the name.</w:t>
+        <w:t xml:space="preserve">1.     Change the </w:t>
+      </w:r>
+      <w:proofErr w:type="gramStart"/>
+      <w:r>
+        <w:rPr>
+          <w:rFonts w:ascii="Open Sans" w:hAnsi="Open Sans" w:cs="Open Sans"/>
+          <w:color w:val="485365"/>
+          <w:sz w:val="23"/>
+          <w:szCs w:val="23"/>
+        </w:rPr>
+        <w:t>author</w:t>
+      </w:r>
+      <w:proofErr w:type="gramEnd"/>
+      <w:r>
+        <w:rPr>
+          <w:rFonts w:ascii="Open Sans" w:hAnsi="Open Sans" w:cs="Open Sans"/>
+          <w:color w:val="485365"/>
+          <w:sz w:val="23"/>
+          <w:szCs w:val="23"/>
+        </w:rPr>
+        <w:t xml:space="preserve"> name of the document to your name: Double click on the cell containing the author name and change the name.</w:t>
       </w:r>
     </w:p>
     <w:p>
@@ -1706,25 +1498,23 @@
         </w:rPr>
         <w:t xml:space="preserve">4.     Ensure the type of the cell is Markdown and enter a description of subsequent analysis e.g.: “Loading of results following short- and long-day light exposure on </w:t>
       </w:r>
-      <w:proofErr w:type="spellStart"/>
-      <w:r>
-        <w:rPr>
-          <w:rFonts w:ascii="Open Sans" w:hAnsi="Open Sans" w:cs="Open Sans"/>
-          <w:color w:val="485365"/>
-          <w:sz w:val="23"/>
-          <w:szCs w:val="23"/>
-        </w:rPr>
-        <w:t>arabidopsis</w:t>
-      </w:r>
-      <w:proofErr w:type="spellEnd"/>
-      <w:r>
-        <w:rPr>
-          <w:rFonts w:ascii="Open Sans" w:hAnsi="Open Sans" w:cs="Open Sans"/>
-          <w:color w:val="485365"/>
-          <w:sz w:val="23"/>
-          <w:szCs w:val="23"/>
-        </w:rPr>
-        <w:t xml:space="preserve">, </w:t>
+      <w:r>
+        <w:rPr>
+          <w:rFonts w:ascii="Open Sans" w:hAnsi="Open Sans" w:cs="Open Sans"/>
+          <w:color w:val="485365"/>
+          <w:sz w:val="23"/>
+          <w:szCs w:val="23"/>
+        </w:rPr>
+        <w:t>A</w:t>
+      </w:r>
+      <w:r>
+        <w:rPr>
+          <w:rFonts w:ascii="Open Sans" w:hAnsi="Open Sans" w:cs="Open Sans"/>
+          <w:color w:val="485365"/>
+          <w:sz w:val="23"/>
+          <w:szCs w:val="23"/>
+        </w:rPr>
+        <w:t xml:space="preserve">rabidopsis, </w:t>
       </w:r>
       <w:r>
         <w:rPr>
@@ -1835,46 +1625,46 @@
           <w:sz w:val="23"/>
           <w:szCs w:val="23"/>
         </w:rPr>
-        <w:t>7.     To remove a cell, select the cell you have just created and click on the scissors icon in the toolbar. (This can be undone under Edit &gt; Undo Delete Cells)</w:t>
-      </w:r>
-    </w:p>
-    <w:p>
-      <w:pPr>
-        <w:rPr>
-          <w:rFonts w:ascii="Open Sans" w:hAnsi="Open Sans" w:cs="Open Sans"/>
-          <w:color w:val="485365"/>
-          <w:sz w:val="23"/>
-          <w:szCs w:val="23"/>
-        </w:rPr>
-      </w:pPr>
-      <w:r>
-        <w:rPr>
-          <w:rFonts w:ascii="Open Sans" w:hAnsi="Open Sans" w:cs="Open Sans"/>
-          <w:color w:val="485365"/>
-          <w:sz w:val="23"/>
-          <w:szCs w:val="23"/>
-        </w:rPr>
-        <w:t xml:space="preserve">8.     Change </w:t>
-      </w:r>
-      <w:proofErr w:type="spellStart"/>
-      <w:r>
-        <w:rPr>
-          <w:rFonts w:ascii="Open Sans" w:hAnsi="Open Sans" w:cs="Open Sans"/>
-          <w:color w:val="485365"/>
-          <w:sz w:val="23"/>
-          <w:szCs w:val="23"/>
-        </w:rPr>
-        <w:t>colours</w:t>
-      </w:r>
-      <w:proofErr w:type="spellEnd"/>
-      <w:r>
-        <w:rPr>
-          <w:rFonts w:ascii="Open Sans" w:hAnsi="Open Sans" w:cs="Open Sans"/>
-          <w:color w:val="485365"/>
-          <w:sz w:val="23"/>
-          <w:szCs w:val="23"/>
-        </w:rPr>
-        <w:t xml:space="preserve"> of your </w:t>
+        <w:t xml:space="preserve">7.     To remove a cell, select the cell you have just created and click on the </w:t>
+      </w:r>
+      <w:proofErr w:type="gramStart"/>
+      <w:r>
+        <w:rPr>
+          <w:rFonts w:ascii="Open Sans" w:hAnsi="Open Sans" w:cs="Open Sans"/>
+          <w:color w:val="485365"/>
+          <w:sz w:val="23"/>
+          <w:szCs w:val="23"/>
+        </w:rPr>
+        <w:t>scissors</w:t>
+      </w:r>
+      <w:proofErr w:type="gramEnd"/>
+      <w:r>
+        <w:rPr>
+          <w:rFonts w:ascii="Open Sans" w:hAnsi="Open Sans" w:cs="Open Sans"/>
+          <w:color w:val="485365"/>
+          <w:sz w:val="23"/>
+          <w:szCs w:val="23"/>
+        </w:rPr>
+        <w:t xml:space="preserve"> icon in the toolbar. (This can be undone under Edit &gt; Undo Delete Cells)</w:t>
+      </w:r>
+    </w:p>
+    <w:p>
+      <w:pPr>
+        <w:rPr>
+          <w:rFonts w:ascii="Open Sans" w:hAnsi="Open Sans" w:cs="Open Sans"/>
+          <w:color w:val="485365"/>
+          <w:sz w:val="23"/>
+          <w:szCs w:val="23"/>
+        </w:rPr>
+      </w:pPr>
+      <w:r>
+        <w:rPr>
+          <w:rFonts w:ascii="Open Sans" w:hAnsi="Open Sans" w:cs="Open Sans"/>
+          <w:color w:val="485365"/>
+          <w:sz w:val="23"/>
+          <w:szCs w:val="23"/>
+        </w:rPr>
+        <w:t xml:space="preserve">8.     Change colours of your </w:t>
       </w:r>
       <w:r>
         <w:rPr>
@@ -1982,27 +1772,27 @@
           <w:sz w:val="23"/>
           <w:szCs w:val="23"/>
         </w:rPr>
-        <w:t xml:space="preserve">, with names of </w:t>
-      </w:r>
-      <w:proofErr w:type="spellStart"/>
-      <w:r>
-        <w:rPr>
-          <w:rFonts w:ascii="Open Sans" w:hAnsi="Open Sans" w:cs="Open Sans"/>
-          <w:color w:val="485365"/>
-          <w:sz w:val="23"/>
-          <w:szCs w:val="23"/>
-        </w:rPr>
-        <w:t>colours</w:t>
-      </w:r>
-      <w:proofErr w:type="spellEnd"/>
-      <w:r>
-        <w:rPr>
-          <w:rFonts w:ascii="Open Sans" w:hAnsi="Open Sans" w:cs="Open Sans"/>
-          <w:color w:val="485365"/>
-          <w:sz w:val="23"/>
-          <w:szCs w:val="23"/>
-        </w:rPr>
-        <w:t xml:space="preserve"> (e.g. blue, green…) or other HEX codes if you are familiar with them.</w:t>
+        <w:t>, with names of colours (</w:t>
+      </w:r>
+      <w:proofErr w:type="gramStart"/>
+      <w:r>
+        <w:rPr>
+          <w:rFonts w:ascii="Open Sans" w:hAnsi="Open Sans" w:cs="Open Sans"/>
+          <w:color w:val="485365"/>
+          <w:sz w:val="23"/>
+          <w:szCs w:val="23"/>
+        </w:rPr>
+        <w:t>e.g.</w:t>
+      </w:r>
+      <w:proofErr w:type="gramEnd"/>
+      <w:r>
+        <w:rPr>
+          <w:rFonts w:ascii="Open Sans" w:hAnsi="Open Sans" w:cs="Open Sans"/>
+          <w:color w:val="485365"/>
+          <w:sz w:val="23"/>
+          <w:szCs w:val="23"/>
+        </w:rPr>
+        <w:t xml:space="preserve"> blue, green…) or other HEX codes if you are familiar with them.</w:t>
       </w:r>
     </w:p>
     <w:p>
@@ -2125,47 +1915,7 @@
           <w:sz w:val="23"/>
           <w:szCs w:val="23"/>
         </w:rPr>
-        <w:t xml:space="preserve">We have shown you how to manipulate text and code in </w:t>
-      </w:r>
-      <w:proofErr w:type="spellStart"/>
-      <w:r>
-        <w:rPr>
-          <w:rFonts w:ascii="Open Sans" w:hAnsi="Open Sans" w:cs="Open Sans"/>
-          <w:color w:val="485365"/>
-          <w:sz w:val="23"/>
-          <w:szCs w:val="23"/>
-        </w:rPr>
-        <w:t>Jupyter</w:t>
-      </w:r>
-      <w:proofErr w:type="spellEnd"/>
-      <w:r>
-        <w:rPr>
-          <w:rFonts w:ascii="Open Sans" w:hAnsi="Open Sans" w:cs="Open Sans"/>
-          <w:color w:val="485365"/>
-          <w:sz w:val="23"/>
-          <w:szCs w:val="23"/>
-        </w:rPr>
-        <w:t xml:space="preserve"> notebooks. You should be able to add data </w:t>
-      </w:r>
-      <w:proofErr w:type="spellStart"/>
-      <w:r>
-        <w:rPr>
-          <w:rFonts w:ascii="Open Sans" w:hAnsi="Open Sans" w:cs="Open Sans"/>
-          <w:color w:val="485365"/>
-          <w:sz w:val="23"/>
-          <w:szCs w:val="23"/>
-        </w:rPr>
-        <w:t>visualisation</w:t>
-      </w:r>
-      <w:proofErr w:type="spellEnd"/>
-      <w:r>
-        <w:rPr>
-          <w:rFonts w:ascii="Open Sans" w:hAnsi="Open Sans" w:cs="Open Sans"/>
-          <w:color w:val="485365"/>
-          <w:sz w:val="23"/>
-          <w:szCs w:val="23"/>
-        </w:rPr>
-        <w:t xml:space="preserve"> (a graph) and stats for </w:t>
+        <w:t xml:space="preserve">We have shown you how to manipulate text and code in Jupyter notebooks. You should be able to add data visualisation (a graph) and stats for </w:t>
       </w:r>
       <w:r>
         <w:rPr>
@@ -2540,9 +2290,316 @@
           <w:color w:val="485365"/>
           <w:szCs w:val="28"/>
         </w:rPr>
-        <w:t xml:space="preserve">Sharing of your </w:t>
-      </w:r>
-      <w:proofErr w:type="spellStart"/>
+        <w:t>Sharing of your Jupyter Notebook</w:t>
+      </w:r>
+    </w:p>
+    <w:p>
+      <w:pPr>
+        <w:rPr>
+          <w:rFonts w:ascii="Open Sans" w:hAnsi="Open Sans" w:cs="Open Sans"/>
+          <w:color w:val="485365"/>
+          <w:sz w:val="23"/>
+          <w:szCs w:val="23"/>
+        </w:rPr>
+      </w:pPr>
+      <w:r>
+        <w:rPr>
+          <w:rFonts w:ascii="Open Sans" w:hAnsi="Open Sans" w:cs="Open Sans"/>
+          <w:color w:val="485365"/>
+          <w:sz w:val="23"/>
+          <w:szCs w:val="23"/>
+        </w:rPr>
+        <w:t>You have now generated your own analysis and interpretation on top of your collaborators results and want to share this with your colleagues.</w:t>
+      </w:r>
+    </w:p>
+    <w:p>
+      <w:pPr>
+        <w:rPr>
+          <w:rFonts w:ascii="Open Sans" w:hAnsi="Open Sans" w:cs="Open Sans"/>
+          <w:color w:val="485365"/>
+          <w:sz w:val="23"/>
+          <w:szCs w:val="23"/>
+        </w:rPr>
+      </w:pPr>
+      <w:r>
+        <w:rPr>
+          <w:rFonts w:ascii="Open Sans" w:hAnsi="Open Sans" w:cs="Open Sans"/>
+          <w:color w:val="485365"/>
+          <w:sz w:val="23"/>
+          <w:szCs w:val="23"/>
+        </w:rPr>
+        <w:t> </w:t>
+      </w:r>
+    </w:p>
+    <w:p>
+      <w:pPr>
+        <w:rPr>
+          <w:rFonts w:ascii="Open Sans" w:hAnsi="Open Sans" w:cs="Open Sans"/>
+          <w:color w:val="485365"/>
+          <w:sz w:val="23"/>
+          <w:szCs w:val="23"/>
+        </w:rPr>
+      </w:pPr>
+      <w:r>
+        <w:rPr>
+          <w:rFonts w:ascii="Open Sans" w:hAnsi="Open Sans" w:cs="Open Sans"/>
+          <w:color w:val="485365"/>
+          <w:sz w:val="23"/>
+          <w:szCs w:val="23"/>
+        </w:rPr>
+        <w:t>1.     Download your Notebook (ensure all code has been run) as .html and .pdf</w:t>
+      </w:r>
+    </w:p>
+    <w:p>
+      <w:pPr>
+        <w:rPr>
+          <w:rFonts w:ascii="Open Sans" w:hAnsi="Open Sans" w:cs="Open Sans"/>
+          <w:color w:val="485365"/>
+          <w:sz w:val="23"/>
+          <w:szCs w:val="23"/>
+        </w:rPr>
+      </w:pPr>
+      <w:r>
+        <w:rPr>
+          <w:rFonts w:ascii="Open Sans" w:hAnsi="Open Sans" w:cs="Open Sans"/>
+          <w:color w:val="485365"/>
+          <w:sz w:val="23"/>
+          <w:szCs w:val="23"/>
+        </w:rPr>
+        <w:t>2.    View the documents and think about why it is important to run all code before download (try Cell &gt; All Output &gt; Clear and download your Notebook, compare the outputs)</w:t>
+      </w:r>
+    </w:p>
+    <w:p>
+      <w:pPr>
+        <w:rPr>
+          <w:rFonts w:ascii="Open Sans" w:hAnsi="Open Sans" w:cs="Open Sans"/>
+          <w:color w:val="485365"/>
+          <w:sz w:val="23"/>
+          <w:szCs w:val="23"/>
+        </w:rPr>
+      </w:pPr>
+      <w:r>
+        <w:rPr>
+          <w:rFonts w:ascii="Open Sans" w:hAnsi="Open Sans" w:cs="Open Sans"/>
+          <w:color w:val="485365"/>
+          <w:sz w:val="23"/>
+          <w:szCs w:val="23"/>
+        </w:rPr>
+        <w:t> </w:t>
+      </w:r>
+    </w:p>
+    <w:p>
+      <w:pPr>
+        <w:rPr>
+          <w:rFonts w:ascii="Open Sans" w:hAnsi="Open Sans" w:cs="Open Sans"/>
+          <w:color w:val="485365"/>
+          <w:sz w:val="23"/>
+          <w:szCs w:val="23"/>
+        </w:rPr>
+      </w:pPr>
+      <w:r>
+        <w:rPr>
+          <w:rStyle w:val="b"/>
+          <w:rFonts w:ascii="Open Sans" w:hAnsi="Open Sans" w:cs="Open Sans"/>
+          <w:b/>
+          <w:bCs/>
+          <w:color w:val="485365"/>
+          <w:sz w:val="23"/>
+          <w:szCs w:val="23"/>
+        </w:rPr>
+        <w:t>Questions:</w:t>
+      </w:r>
+    </w:p>
+    <w:p>
+      <w:pPr>
+        <w:rPr>
+          <w:rFonts w:ascii="Open Sans" w:hAnsi="Open Sans" w:cs="Open Sans"/>
+          <w:color w:val="485365"/>
+          <w:sz w:val="23"/>
+          <w:szCs w:val="23"/>
+        </w:rPr>
+      </w:pPr>
+      <w:r>
+        <w:rPr>
+          <w:rFonts w:ascii="Open Sans" w:hAnsi="Open Sans" w:cs="Open Sans"/>
+          <w:color w:val="485365"/>
+          <w:sz w:val="23"/>
+          <w:szCs w:val="23"/>
+        </w:rPr>
+        <w:t>What is the difference between running all code and clearing all run code?</w:t>
+      </w:r>
+    </w:p>
+    <w:p>
+      <w:pPr>
+        <w:rPr>
+          <w:rFonts w:ascii="Open Sans" w:hAnsi="Open Sans" w:cs="Open Sans"/>
+          <w:color w:val="485365"/>
+          <w:sz w:val="23"/>
+          <w:szCs w:val="23"/>
+        </w:rPr>
+      </w:pPr>
+    </w:p>
+    <w:p>
+      <w:pPr>
+        <w:rPr>
+          <w:rFonts w:ascii="Open Sans" w:hAnsi="Open Sans" w:cs="Open Sans"/>
+          <w:color w:val="485365"/>
+          <w:sz w:val="23"/>
+          <w:szCs w:val="23"/>
+        </w:rPr>
+      </w:pPr>
+      <w:r>
+        <w:rPr>
+          <w:rFonts w:ascii="Open Sans" w:hAnsi="Open Sans" w:cs="Open Sans"/>
+          <w:color w:val="485365"/>
+          <w:sz w:val="23"/>
+          <w:szCs w:val="23"/>
+        </w:rPr>
+        <w:t>Why is it important to run all code before download?</w:t>
+      </w:r>
+    </w:p>
+    <w:p>
+      <w:pPr>
+        <w:rPr>
+          <w:rFonts w:ascii="Open Sans" w:hAnsi="Open Sans" w:cs="Open Sans"/>
+          <w:color w:val="485365"/>
+          <w:sz w:val="23"/>
+          <w:szCs w:val="23"/>
+        </w:rPr>
+      </w:pPr>
+    </w:p>
+    <w:p>
+      <w:pPr>
+        <w:rPr>
+          <w:rFonts w:ascii="Open Sans" w:hAnsi="Open Sans" w:cs="Open Sans"/>
+          <w:color w:val="485365"/>
+          <w:sz w:val="23"/>
+          <w:szCs w:val="23"/>
+        </w:rPr>
+      </w:pPr>
+      <w:r>
+        <w:rPr>
+          <w:rFonts w:ascii="Open Sans" w:hAnsi="Open Sans" w:cs="Open Sans"/>
+          <w:color w:val="485365"/>
+          <w:sz w:val="23"/>
+          <w:szCs w:val="23"/>
+        </w:rPr>
+        <w:t>Why share notebooks in both ipynb and html</w:t>
+      </w:r>
+    </w:p>
+    <w:p>
+      <w:pPr>
+        <w:rPr>
+          <w:rFonts w:ascii="Open Sans" w:hAnsi="Open Sans" w:cs="Open Sans"/>
+          <w:color w:val="485365"/>
+          <w:sz w:val="23"/>
+          <w:szCs w:val="23"/>
+        </w:rPr>
+      </w:pPr>
+      <w:r>
+        <w:rPr>
+          <w:rFonts w:ascii="Open Sans" w:hAnsi="Open Sans" w:cs="Open Sans"/>
+          <w:color w:val="485365"/>
+          <w:sz w:val="23"/>
+          <w:szCs w:val="23"/>
+        </w:rPr>
+        <w:t> </w:t>
+      </w:r>
+    </w:p>
+    <w:p>
+      <w:pPr>
+        <w:rPr>
+          <w:rFonts w:ascii="Open Sans" w:hAnsi="Open Sans" w:cs="Open Sans"/>
+          <w:color w:val="485365"/>
+          <w:sz w:val="23"/>
+          <w:szCs w:val="23"/>
+        </w:rPr>
+      </w:pPr>
+      <w:r>
+        <w:rPr>
+          <w:rFonts w:ascii="Open Sans" w:hAnsi="Open Sans" w:cs="Open Sans"/>
+          <w:color w:val="485365"/>
+          <w:sz w:val="23"/>
+          <w:szCs w:val="23"/>
+        </w:rPr>
+        <w:t>DONE:</w:t>
+      </w:r>
+    </w:p>
+    <w:p>
+      <w:pPr>
+        <w:rPr>
+          <w:rFonts w:ascii="Open Sans" w:hAnsi="Open Sans" w:cs="Open Sans"/>
+          <w:color w:val="485365"/>
+          <w:sz w:val="23"/>
+          <w:szCs w:val="23"/>
+        </w:rPr>
+      </w:pPr>
+      <w:r>
+        <w:rPr>
+          <w:rFonts w:ascii="Open Sans" w:hAnsi="Open Sans" w:cs="Open Sans"/>
+          <w:color w:val="485365"/>
+          <w:sz w:val="23"/>
+          <w:szCs w:val="23"/>
+        </w:rPr>
+        <w:t> ------------------------------------------------------------------------------------------------------------------</w:t>
+      </w:r>
+    </w:p>
+    <w:p>
+      <w:pPr>
+        <w:rPr>
+          <w:rFonts w:ascii="Open Sans" w:hAnsi="Open Sans" w:cs="Open Sans"/>
+          <w:color w:val="485365"/>
+          <w:sz w:val="23"/>
+          <w:szCs w:val="23"/>
+        </w:rPr>
+      </w:pPr>
+      <w:r>
+        <w:rPr>
+          <w:rFonts w:ascii="Open Sans" w:hAnsi="Open Sans" w:cs="Open Sans"/>
+          <w:color w:val="485365"/>
+          <w:sz w:val="23"/>
+          <w:szCs w:val="23"/>
+        </w:rPr>
+        <w:t> </w:t>
+      </w:r>
+    </w:p>
+    <w:p>
+      <w:pPr>
+        <w:rPr>
+          <w:rFonts w:ascii="Open Sans" w:hAnsi="Open Sans" w:cs="Open Sans"/>
+          <w:color w:val="485365"/>
+          <w:sz w:val="23"/>
+          <w:szCs w:val="23"/>
+        </w:rPr>
+      </w:pPr>
+      <w:r>
+        <w:rPr>
+          <w:rFonts w:ascii="Open Sans" w:hAnsi="Open Sans" w:cs="Open Sans"/>
+          <w:color w:val="485365"/>
+          <w:sz w:val="23"/>
+          <w:szCs w:val="23"/>
+        </w:rPr>
+        <w:t> </w:t>
+      </w:r>
+    </w:p>
+    <w:p>
+      <w:pPr>
+        <w:pStyle w:val="Heading4"/>
+        <w:spacing w:before="0" w:after="0"/>
+        <w:rPr>
+          <w:rFonts w:cs="Open Sans"/>
+          <w:color w:val="485365"/>
+          <w:szCs w:val="28"/>
+        </w:rPr>
+      </w:pPr>
+      <w:r>
+        <w:rPr>
+          <w:rFonts w:cs="Open Sans"/>
+          <w:color w:val="485365"/>
+          <w:szCs w:val="28"/>
+        </w:rPr>
+        <w:t>Exercise 5: </w:t>
+      </w:r>
       <w:r>
         <w:rPr>
           <w:rStyle w:val="b"/>
@@ -2550,374 +2607,7 @@
           <w:color w:val="485365"/>
           <w:szCs w:val="28"/>
         </w:rPr>
-        <w:t>Jupyter</w:t>
-      </w:r>
-      <w:proofErr w:type="spellEnd"/>
-      <w:r>
-        <w:rPr>
-          <w:rStyle w:val="b"/>
-          <w:rFonts w:cs="Open Sans"/>
-          <w:color w:val="485365"/>
-          <w:szCs w:val="28"/>
-        </w:rPr>
-        <w:t xml:space="preserve"> Notebook</w:t>
-      </w:r>
-    </w:p>
-    <w:p>
-      <w:pPr>
-        <w:rPr>
-          <w:rFonts w:ascii="Open Sans" w:hAnsi="Open Sans" w:cs="Open Sans"/>
-          <w:color w:val="485365"/>
-          <w:sz w:val="23"/>
-          <w:szCs w:val="23"/>
-        </w:rPr>
-      </w:pPr>
-      <w:r>
-        <w:rPr>
-          <w:rFonts w:ascii="Open Sans" w:hAnsi="Open Sans" w:cs="Open Sans"/>
-          <w:color w:val="485365"/>
-          <w:sz w:val="23"/>
-          <w:szCs w:val="23"/>
-        </w:rPr>
-        <w:t>You have now generated your own analysis and interpretation on top of your collaborators results and want to share this with your colleagues.</w:t>
-      </w:r>
-    </w:p>
-    <w:p>
-      <w:pPr>
-        <w:rPr>
-          <w:rFonts w:ascii="Open Sans" w:hAnsi="Open Sans" w:cs="Open Sans"/>
-          <w:color w:val="485365"/>
-          <w:sz w:val="23"/>
-          <w:szCs w:val="23"/>
-        </w:rPr>
-      </w:pPr>
-      <w:r>
-        <w:rPr>
-          <w:rFonts w:ascii="Open Sans" w:hAnsi="Open Sans" w:cs="Open Sans"/>
-          <w:color w:val="485365"/>
-          <w:sz w:val="23"/>
-          <w:szCs w:val="23"/>
-        </w:rPr>
-        <w:t> </w:t>
-      </w:r>
-    </w:p>
-    <w:p>
-      <w:pPr>
-        <w:rPr>
-          <w:rFonts w:ascii="Open Sans" w:hAnsi="Open Sans" w:cs="Open Sans"/>
-          <w:color w:val="485365"/>
-          <w:sz w:val="23"/>
-          <w:szCs w:val="23"/>
-        </w:rPr>
-      </w:pPr>
-      <w:r>
-        <w:rPr>
-          <w:rFonts w:ascii="Open Sans" w:hAnsi="Open Sans" w:cs="Open Sans"/>
-          <w:color w:val="485365"/>
-          <w:sz w:val="23"/>
-          <w:szCs w:val="23"/>
-        </w:rPr>
-        <w:t>1.     Download your Notebook (ensure all code has been run) as .html and .pdf</w:t>
-      </w:r>
-    </w:p>
-    <w:p>
-      <w:pPr>
-        <w:rPr>
-          <w:rFonts w:ascii="Open Sans" w:hAnsi="Open Sans" w:cs="Open Sans"/>
-          <w:color w:val="485365"/>
-          <w:sz w:val="23"/>
-          <w:szCs w:val="23"/>
-        </w:rPr>
-      </w:pPr>
-      <w:r>
-        <w:rPr>
-          <w:rFonts w:ascii="Open Sans" w:hAnsi="Open Sans" w:cs="Open Sans"/>
-          <w:color w:val="485365"/>
-          <w:sz w:val="23"/>
-          <w:szCs w:val="23"/>
-        </w:rPr>
-        <w:t>2.    View the documents and think about why it is important to run all code before download (try Cell &gt; All Output &gt; Clear and download your Notebook, compare the outputs)</w:t>
-      </w:r>
-    </w:p>
-    <w:p>
-      <w:pPr>
-        <w:rPr>
-          <w:rFonts w:ascii="Open Sans" w:hAnsi="Open Sans" w:cs="Open Sans"/>
-          <w:color w:val="485365"/>
-          <w:sz w:val="23"/>
-          <w:szCs w:val="23"/>
-        </w:rPr>
-      </w:pPr>
-      <w:r>
-        <w:rPr>
-          <w:rFonts w:ascii="Open Sans" w:hAnsi="Open Sans" w:cs="Open Sans"/>
-          <w:color w:val="485365"/>
-          <w:sz w:val="23"/>
-          <w:szCs w:val="23"/>
-        </w:rPr>
-        <w:t> </w:t>
-      </w:r>
-    </w:p>
-    <w:p>
-      <w:pPr>
-        <w:rPr>
-          <w:rFonts w:ascii="Open Sans" w:hAnsi="Open Sans" w:cs="Open Sans"/>
-          <w:color w:val="485365"/>
-          <w:sz w:val="23"/>
-          <w:szCs w:val="23"/>
-        </w:rPr>
-      </w:pPr>
-      <w:r>
-        <w:rPr>
-          <w:rStyle w:val="b"/>
-          <w:rFonts w:ascii="Open Sans" w:hAnsi="Open Sans" w:cs="Open Sans"/>
-          <w:b/>
-          <w:bCs/>
-          <w:color w:val="485365"/>
-          <w:sz w:val="23"/>
-          <w:szCs w:val="23"/>
-        </w:rPr>
-        <w:t>Questions:</w:t>
-      </w:r>
-    </w:p>
-    <w:p>
-      <w:pPr>
-        <w:rPr>
-          <w:rFonts w:ascii="Open Sans" w:hAnsi="Open Sans" w:cs="Open Sans"/>
-          <w:color w:val="485365"/>
-          <w:sz w:val="23"/>
-          <w:szCs w:val="23"/>
-        </w:rPr>
-      </w:pPr>
-      <w:r>
-        <w:rPr>
-          <w:rFonts w:ascii="Open Sans" w:hAnsi="Open Sans" w:cs="Open Sans"/>
-          <w:color w:val="485365"/>
-          <w:sz w:val="23"/>
-          <w:szCs w:val="23"/>
-        </w:rPr>
-        <w:t>What is the difference between running all code and clearing all run code?</w:t>
-      </w:r>
-    </w:p>
-    <w:p>
-      <w:pPr>
-        <w:rPr>
-          <w:rFonts w:ascii="Open Sans" w:hAnsi="Open Sans" w:cs="Open Sans"/>
-          <w:color w:val="485365"/>
-          <w:sz w:val="23"/>
-          <w:szCs w:val="23"/>
-        </w:rPr>
-      </w:pPr>
-    </w:p>
-    <w:p>
-      <w:pPr>
-        <w:rPr>
-          <w:rFonts w:ascii="Open Sans" w:hAnsi="Open Sans" w:cs="Open Sans"/>
-          <w:color w:val="485365"/>
-          <w:sz w:val="23"/>
-          <w:szCs w:val="23"/>
-        </w:rPr>
-      </w:pPr>
-      <w:r>
-        <w:rPr>
-          <w:rFonts w:ascii="Open Sans" w:hAnsi="Open Sans" w:cs="Open Sans"/>
-          <w:color w:val="485365"/>
-          <w:sz w:val="23"/>
-          <w:szCs w:val="23"/>
-        </w:rPr>
-        <w:t>Why is it important to run all code before download?</w:t>
-      </w:r>
-    </w:p>
-    <w:p>
-      <w:pPr>
-        <w:rPr>
-          <w:rFonts w:ascii="Open Sans" w:hAnsi="Open Sans" w:cs="Open Sans"/>
-          <w:color w:val="485365"/>
-          <w:sz w:val="23"/>
-          <w:szCs w:val="23"/>
-        </w:rPr>
-      </w:pPr>
-    </w:p>
-    <w:p>
-      <w:pPr>
-        <w:rPr>
-          <w:rFonts w:ascii="Open Sans" w:hAnsi="Open Sans" w:cs="Open Sans"/>
-          <w:color w:val="485365"/>
-          <w:sz w:val="23"/>
-          <w:szCs w:val="23"/>
-        </w:rPr>
-      </w:pPr>
-      <w:r>
-        <w:rPr>
-          <w:rFonts w:ascii="Open Sans" w:hAnsi="Open Sans" w:cs="Open Sans"/>
-          <w:color w:val="485365"/>
-          <w:sz w:val="23"/>
-          <w:szCs w:val="23"/>
-        </w:rPr>
-        <w:t xml:space="preserve">Why share notebooks in both </w:t>
-      </w:r>
-      <w:proofErr w:type="spellStart"/>
-      <w:r>
-        <w:rPr>
-          <w:rFonts w:ascii="Open Sans" w:hAnsi="Open Sans" w:cs="Open Sans"/>
-          <w:color w:val="485365"/>
-          <w:sz w:val="23"/>
-          <w:szCs w:val="23"/>
-        </w:rPr>
-        <w:t>ipynb</w:t>
-      </w:r>
-      <w:proofErr w:type="spellEnd"/>
-      <w:r>
-        <w:rPr>
-          <w:rFonts w:ascii="Open Sans" w:hAnsi="Open Sans" w:cs="Open Sans"/>
-          <w:color w:val="485365"/>
-          <w:sz w:val="23"/>
-          <w:szCs w:val="23"/>
-        </w:rPr>
-        <w:t xml:space="preserve"> and html</w:t>
-      </w:r>
-    </w:p>
-    <w:p>
-      <w:pPr>
-        <w:rPr>
-          <w:rFonts w:ascii="Open Sans" w:hAnsi="Open Sans" w:cs="Open Sans"/>
-          <w:color w:val="485365"/>
-          <w:sz w:val="23"/>
-          <w:szCs w:val="23"/>
-        </w:rPr>
-      </w:pPr>
-      <w:r>
-        <w:rPr>
-          <w:rFonts w:ascii="Open Sans" w:hAnsi="Open Sans" w:cs="Open Sans"/>
-          <w:color w:val="485365"/>
-          <w:sz w:val="23"/>
-          <w:szCs w:val="23"/>
-        </w:rPr>
-        <w:t> </w:t>
-      </w:r>
-    </w:p>
-    <w:p>
-      <w:pPr>
-        <w:rPr>
-          <w:rFonts w:ascii="Open Sans" w:hAnsi="Open Sans" w:cs="Open Sans"/>
-          <w:color w:val="485365"/>
-          <w:sz w:val="23"/>
-          <w:szCs w:val="23"/>
-        </w:rPr>
-      </w:pPr>
-      <w:r>
-        <w:rPr>
-          <w:rFonts w:ascii="Open Sans" w:hAnsi="Open Sans" w:cs="Open Sans"/>
-          <w:color w:val="485365"/>
-          <w:sz w:val="23"/>
-          <w:szCs w:val="23"/>
-        </w:rPr>
-        <w:t>DONE:</w:t>
-      </w:r>
-    </w:p>
-    <w:p>
-      <w:pPr>
-        <w:rPr>
-          <w:rFonts w:ascii="Open Sans" w:hAnsi="Open Sans" w:cs="Open Sans"/>
-          <w:color w:val="485365"/>
-          <w:sz w:val="23"/>
-          <w:szCs w:val="23"/>
-        </w:rPr>
-      </w:pPr>
-      <w:r>
-        <w:rPr>
-          <w:rFonts w:ascii="Open Sans" w:hAnsi="Open Sans" w:cs="Open Sans"/>
-          <w:color w:val="485365"/>
-          <w:sz w:val="23"/>
-          <w:szCs w:val="23"/>
-        </w:rPr>
-        <w:t> ------------------------------------------------------------------------------------------------------------------</w:t>
-      </w:r>
-    </w:p>
-    <w:p>
-      <w:pPr>
-        <w:rPr>
-          <w:rFonts w:ascii="Open Sans" w:hAnsi="Open Sans" w:cs="Open Sans"/>
-          <w:color w:val="485365"/>
-          <w:sz w:val="23"/>
-          <w:szCs w:val="23"/>
-        </w:rPr>
-      </w:pPr>
-      <w:r>
-        <w:rPr>
-          <w:rFonts w:ascii="Open Sans" w:hAnsi="Open Sans" w:cs="Open Sans"/>
-          <w:color w:val="485365"/>
-          <w:sz w:val="23"/>
-          <w:szCs w:val="23"/>
-        </w:rPr>
-        <w:t> </w:t>
-      </w:r>
-    </w:p>
-    <w:p>
-      <w:pPr>
-        <w:rPr>
-          <w:rFonts w:ascii="Open Sans" w:hAnsi="Open Sans" w:cs="Open Sans"/>
-          <w:color w:val="485365"/>
-          <w:sz w:val="23"/>
-          <w:szCs w:val="23"/>
-        </w:rPr>
-      </w:pPr>
-      <w:r>
-        <w:rPr>
-          <w:rFonts w:ascii="Open Sans" w:hAnsi="Open Sans" w:cs="Open Sans"/>
-          <w:color w:val="485365"/>
-          <w:sz w:val="23"/>
-          <w:szCs w:val="23"/>
-        </w:rPr>
-        <w:t> </w:t>
-      </w:r>
-    </w:p>
-    <w:p>
-      <w:pPr>
-        <w:pStyle w:val="Heading4"/>
-        <w:spacing w:before="0" w:after="0"/>
-        <w:rPr>
-          <w:rFonts w:cs="Open Sans"/>
-          <w:color w:val="485365"/>
-          <w:szCs w:val="28"/>
-        </w:rPr>
-      </w:pPr>
-      <w:r>
-        <w:rPr>
-          <w:rFonts w:cs="Open Sans"/>
-          <w:color w:val="485365"/>
-          <w:szCs w:val="28"/>
-        </w:rPr>
-        <w:t>Exercise 5: </w:t>
-      </w:r>
-      <w:r>
-        <w:rPr>
-          <w:rStyle w:val="b"/>
-          <w:rFonts w:cs="Open Sans"/>
-          <w:color w:val="485365"/>
-          <w:szCs w:val="28"/>
-        </w:rPr>
-        <w:t xml:space="preserve">Accessibility of </w:t>
-      </w:r>
-      <w:proofErr w:type="spellStart"/>
-      <w:r>
-        <w:rPr>
-          <w:rStyle w:val="b"/>
-          <w:rFonts w:cs="Open Sans"/>
-          <w:color w:val="485365"/>
-          <w:szCs w:val="28"/>
-        </w:rPr>
-        <w:t>Jupyter</w:t>
-      </w:r>
-      <w:proofErr w:type="spellEnd"/>
-      <w:r>
-        <w:rPr>
-          <w:rStyle w:val="b"/>
-          <w:rFonts w:cs="Open Sans"/>
-          <w:color w:val="485365"/>
-          <w:szCs w:val="28"/>
-        </w:rPr>
-        <w:t xml:space="preserve"> Notebooks</w:t>
+        <w:t>Accessibility of Jupyter Notebooks</w:t>
       </w:r>
     </w:p>
     <w:p>
@@ -3194,45 +2884,14 @@
           <w:szCs w:val="23"/>
         </w:rPr>
       </w:pPr>
-      <w:proofErr w:type="spellStart"/>
-      <w:r>
-        <w:rPr>
-          <w:rFonts w:ascii="Open Sans" w:hAnsi="Open Sans" w:cs="Open Sans"/>
-          <w:color w:val="485365"/>
-          <w:sz w:val="23"/>
-          <w:szCs w:val="23"/>
-        </w:rPr>
-        <w:t>Jupyter</w:t>
-      </w:r>
-      <w:proofErr w:type="spellEnd"/>
-      <w:r>
-        <w:rPr>
-          <w:rFonts w:ascii="Open Sans" w:hAnsi="Open Sans" w:cs="Open Sans"/>
-          <w:color w:val="485365"/>
-          <w:sz w:val="23"/>
-          <w:szCs w:val="23"/>
-        </w:rPr>
-        <w:t xml:space="preserve"> is free, whilst a Microsoft Office (+Excel) suite costs $149.99, this alone is an incentive to use </w:t>
-      </w:r>
-      <w:proofErr w:type="spellStart"/>
-      <w:r>
-        <w:rPr>
-          <w:rFonts w:ascii="Open Sans" w:hAnsi="Open Sans" w:cs="Open Sans"/>
-          <w:color w:val="485365"/>
-          <w:sz w:val="23"/>
-          <w:szCs w:val="23"/>
-        </w:rPr>
-        <w:t>Jupyter</w:t>
-      </w:r>
-      <w:proofErr w:type="spellEnd"/>
-      <w:r>
-        <w:rPr>
-          <w:rFonts w:ascii="Open Sans" w:hAnsi="Open Sans" w:cs="Open Sans"/>
-          <w:color w:val="485365"/>
-          <w:sz w:val="23"/>
-          <w:szCs w:val="23"/>
-        </w:rPr>
-        <w:t>:</w:t>
+      <w:r>
+        <w:rPr>
+          <w:rFonts w:ascii="Open Sans" w:hAnsi="Open Sans" w:cs="Open Sans"/>
+          <w:color w:val="485365"/>
+          <w:sz w:val="23"/>
+          <w:szCs w:val="23"/>
+        </w:rPr>
+        <w:t>Jupyter is free, whilst a Microsoft Office (+Excel) suite costs $149.99, this alone is an incentive to use Jupyter:</w:t>
       </w:r>
     </w:p>
     <w:p>
@@ -3285,7 +2944,25 @@
           <w:szCs w:val="23"/>
         </w:rPr>
         <w:lastRenderedPageBreak/>
-        <w:t>notebooks assures reproducible computing:</w:t>
+        <w:t xml:space="preserve">notebooks </w:t>
+      </w:r>
+      <w:r>
+        <w:rPr>
+          <w:rFonts w:ascii="Open Sans" w:hAnsi="Open Sans" w:cs="Open Sans"/>
+          <w:color w:val="485365"/>
+          <w:sz w:val="23"/>
+          <w:szCs w:val="23"/>
+        </w:rPr>
+        <w:t>assure</w:t>
+      </w:r>
+      <w:r>
+        <w:rPr>
+          <w:rFonts w:ascii="Open Sans" w:hAnsi="Open Sans" w:cs="Open Sans"/>
+          <w:color w:val="485365"/>
+          <w:sz w:val="23"/>
+          <w:szCs w:val="23"/>
+        </w:rPr>
+        <w:t xml:space="preserve"> reproducible computing:</w:t>
       </w:r>
     </w:p>
     <w:p>
@@ -4321,27 +3998,27 @@
           <w:sz w:val="23"/>
           <w:szCs w:val="23"/>
         </w:rPr>
-        <w:t xml:space="preserve">Have a look at one of the example </w:t>
-      </w:r>
-      <w:proofErr w:type="spellStart"/>
-      <w:r>
-        <w:rPr>
-          <w:rFonts w:ascii="Open Sans" w:hAnsi="Open Sans" w:cs="Open Sans"/>
-          <w:color w:val="485365"/>
-          <w:sz w:val="23"/>
-          <w:szCs w:val="23"/>
-        </w:rPr>
-        <w:t>Github</w:t>
-      </w:r>
-      <w:proofErr w:type="spellEnd"/>
-      <w:r>
-        <w:rPr>
-          <w:rFonts w:ascii="Open Sans" w:hAnsi="Open Sans" w:cs="Open Sans"/>
-          <w:color w:val="485365"/>
-          <w:sz w:val="23"/>
-          <w:szCs w:val="23"/>
-        </w:rPr>
-        <w:t xml:space="preserve"> repositories and how they track changes*:</w:t>
+        <w:t xml:space="preserve">Have a look at one of the </w:t>
+      </w:r>
+      <w:proofErr w:type="gramStart"/>
+      <w:r>
+        <w:rPr>
+          <w:rFonts w:ascii="Open Sans" w:hAnsi="Open Sans" w:cs="Open Sans"/>
+          <w:color w:val="485365"/>
+          <w:sz w:val="23"/>
+          <w:szCs w:val="23"/>
+        </w:rPr>
+        <w:t>example</w:t>
+      </w:r>
+      <w:proofErr w:type="gramEnd"/>
+      <w:r>
+        <w:rPr>
+          <w:rFonts w:ascii="Open Sans" w:hAnsi="Open Sans" w:cs="Open Sans"/>
+          <w:color w:val="485365"/>
+          <w:sz w:val="23"/>
+          <w:szCs w:val="23"/>
+        </w:rPr>
+        <w:t xml:space="preserve"> Github repositories and how they track changes*:</w:t>
       </w:r>
     </w:p>
     <w:p>
@@ -4507,8 +4184,19 @@
           <w:sz w:val="23"/>
           <w:szCs w:val="23"/>
         </w:rPr>
-        <w:t>what makes them a good changelog</w:t>
-      </w:r>
+        <w:t xml:space="preserve">what makes them a good </w:t>
+      </w:r>
+      <w:proofErr w:type="gramStart"/>
+      <w:r>
+        <w:rPr>
+          <w:rFonts w:ascii="Open Sans" w:hAnsi="Open Sans" w:cs="Open Sans"/>
+          <w:color w:val="485365"/>
+          <w:sz w:val="23"/>
+          <w:szCs w:val="23"/>
+        </w:rPr>
+        <w:t>changelog</w:t>
+      </w:r>
+      <w:proofErr w:type="gramEnd"/>
     </w:p>
     <w:p>
       <w:pPr>
@@ -4582,8 +4270,37 @@
           <w:sz w:val="23"/>
           <w:szCs w:val="23"/>
         </w:rPr>
-        <w:t>Which are the most difficult features to replicate with manual version control?:</w:t>
-      </w:r>
+        <w:t xml:space="preserve">Which are the most difficult features to replicate with manual version </w:t>
+      </w:r>
+      <w:proofErr w:type="gramStart"/>
+      <w:r>
+        <w:rPr>
+          <w:rFonts w:ascii="Open Sans" w:hAnsi="Open Sans" w:cs="Open Sans"/>
+          <w:color w:val="485365"/>
+          <w:sz w:val="23"/>
+          <w:szCs w:val="23"/>
+        </w:rPr>
+        <w:t>control</w:t>
+      </w:r>
+      <w:r>
+        <w:rPr>
+          <w:rFonts w:ascii="Open Sans" w:hAnsi="Open Sans" w:cs="Open Sans"/>
+          <w:color w:val="485365"/>
+          <w:sz w:val="23"/>
+          <w:szCs w:val="23"/>
+        </w:rPr>
+        <w:t>?</w:t>
+      </w:r>
+      <w:r>
+        <w:rPr>
+          <w:rFonts w:ascii="Open Sans" w:hAnsi="Open Sans" w:cs="Open Sans"/>
+          <w:color w:val="485365"/>
+          <w:sz w:val="23"/>
+          <w:szCs w:val="23"/>
+        </w:rPr>
+        <w:t>:</w:t>
+      </w:r>
+      <w:proofErr w:type="gramEnd"/>
     </w:p>
     <w:p>
       <w:pPr>
@@ -4752,8 +4469,19 @@
           <w:sz w:val="23"/>
           <w:szCs w:val="23"/>
         </w:rPr>
-        <w:t>what makes them a good changelog</w:t>
-      </w:r>
+        <w:t xml:space="preserve">what makes them a good </w:t>
+      </w:r>
+      <w:proofErr w:type="gramStart"/>
+      <w:r>
+        <w:rPr>
+          <w:rFonts w:ascii="Open Sans" w:hAnsi="Open Sans" w:cs="Open Sans"/>
+          <w:color w:val="485365"/>
+          <w:sz w:val="23"/>
+          <w:szCs w:val="23"/>
+        </w:rPr>
+        <w:t>changelog</w:t>
+      </w:r>
+      <w:proofErr w:type="gramEnd"/>
     </w:p>
     <w:p>
       <w:pPr>
@@ -5137,17 +4865,15 @@
         </w:rPr>
         <w:t xml:space="preserve">Collaborate easily on projects: having a web-hosted </w:t>
       </w:r>
-      <w:proofErr w:type="spellStart"/>
-      <w:r>
-        <w:rPr>
-          <w:rFonts w:ascii="Open Sans" w:hAnsi="Open Sans" w:cs="Open Sans"/>
-          <w:color w:val="485365"/>
-          <w:sz w:val="23"/>
-          <w:szCs w:val="23"/>
-        </w:rPr>
-        <w:t>synchronised</w:t>
-      </w:r>
-      <w:proofErr w:type="spellEnd"/>
+      <w:r>
+        <w:rPr>
+          <w:rFonts w:ascii="Open Sans" w:hAnsi="Open Sans" w:cs="Open Sans"/>
+          <w:color w:val="485365"/>
+          <w:sz w:val="23"/>
+          <w:szCs w:val="23"/>
+        </w:rPr>
+        <w:t>synchronized</w:t>
+      </w:r>
       <w:r>
         <w:rPr>
           <w:rFonts w:ascii="Open Sans" w:hAnsi="Open Sans" w:cs="Open Sans"/>
@@ -5383,31 +5109,7 @@
           <w:szCs w:val="23"/>
           <w:shd w:val="clear" w:color="auto" w:fill="FFF8E3"/>
         </w:rPr>
-        <w:t xml:space="preserve">•Crash course on </w:t>
-      </w:r>
-      <w:proofErr w:type="spellStart"/>
-      <w:r>
-        <w:rPr>
-          <w:rStyle w:val="author-a-qz122zz88z3z71z4duz70zz73zz65zz86zwn3z75z"/>
-          <w:rFonts w:ascii="Open Sans" w:hAnsi="Open Sans" w:cs="Open Sans"/>
-          <w:color w:val="485365"/>
-          <w:sz w:val="23"/>
-          <w:szCs w:val="23"/>
-          <w:shd w:val="clear" w:color="auto" w:fill="FFF8E3"/>
-        </w:rPr>
-        <w:t>youtube</w:t>
-      </w:r>
-      <w:proofErr w:type="spellEnd"/>
-      <w:r>
-        <w:rPr>
-          <w:rStyle w:val="author-a-qz122zz88z3z71z4duz70zz73zz65zz86zwn3z75z"/>
-          <w:rFonts w:ascii="Open Sans" w:hAnsi="Open Sans" w:cs="Open Sans"/>
-          <w:color w:val="485365"/>
-          <w:sz w:val="23"/>
-          <w:szCs w:val="23"/>
-          <w:shd w:val="clear" w:color="auto" w:fill="FFF8E3"/>
-        </w:rPr>
-        <w:t>: </w:t>
+        <w:t>•Crash course on youtube: </w:t>
       </w:r>
       <w:hyperlink r:id="rId12" w:history="1">
         <w:r>
@@ -7074,7 +6776,6 @@
         </w:rPr>
         <w:t xml:space="preserve">3. From 0 to 5 how useful was the </w:t>
       </w:r>
-      <w:proofErr w:type="spellStart"/>
       <w:r>
         <w:rPr>
           <w:rStyle w:val="author-a-xz66zz71zz75zcdyz79zbiwuz78z5sz84z"/>
@@ -7084,9 +6785,8 @@
           <w:szCs w:val="23"/>
           <w:shd w:val="clear" w:color="auto" w:fill="E79AE0"/>
         </w:rPr>
-        <w:t>jupyter</w:t>
-      </w:r>
-      <w:proofErr w:type="spellEnd"/>
+        <w:t>Jupyter</w:t>
+      </w:r>
       <w:r>
         <w:rPr>
           <w:rStyle w:val="author-a-xz66zz71zz75zcdyz79zbiwuz78z5sz84z"/>
